--- a/javascript/Exercise/Exercise 2.docx
+++ b/javascript/Exercise/Exercise 2.docx
@@ -1,6 +1,6 @@
 
 <file path=word/document.xml><?xml version="1.0" encoding="utf-8"?>
-<w:document xmlns:wpc="http://schemas.microsoft.com/office/word/2010/wordprocessingCanvas" xmlns:mc="http://schemas.openxmlformats.org/markup-compatibility/2006" xmlns:o="urn:schemas-microsoft-com:office:office" xmlns:r="http://schemas.openxmlformats.org/officeDocument/2006/relationships" xmlns:m="http://schemas.openxmlformats.org/officeDocument/2006/math" xmlns:v="urn:schemas-microsoft-com:vml" xmlns:wp14="http://schemas.microsoft.com/office/word/2010/wordprocessingDrawing" xmlns:wp="http://schemas.openxmlformats.org/drawingml/2006/wordprocessingDrawing" xmlns:w10="urn:schemas-microsoft-com:office:word" xmlns:w="http://schemas.openxmlformats.org/wordprocessingml/2006/main" xmlns:w14="http://schemas.microsoft.com/office/word/2010/wordml" xmlns:w15="http://schemas.microsoft.com/office/word/2012/wordml" xmlns:wpg="http://schemas.microsoft.com/office/word/2010/wordprocessingGroup" xmlns:wpi="http://schemas.microsoft.com/office/word/2010/wordprocessingInk" xmlns:wne="http://schemas.microsoft.com/office/word/2006/wordml" xmlns:wps="http://schemas.microsoft.com/office/word/2010/wordprocessingShape" mc:Ignorable="w14 w15 wp14">
+<w:document xmlns:wpc="http://schemas.microsoft.com/office/word/2010/wordprocessingCanvas" xmlns:cx="http://schemas.microsoft.com/office/drawing/2014/chartex" xmlns:cx1="http://schemas.microsoft.com/office/drawing/2015/9/8/chartex" xmlns:cx2="http://schemas.microsoft.com/office/drawing/2015/10/21/chartex" xmlns:cx3="http://schemas.microsoft.com/office/drawing/2016/5/9/chartex" xmlns:cx4="http://schemas.microsoft.com/office/drawing/2016/5/10/chartex" xmlns:cx5="http://schemas.microsoft.com/office/drawing/2016/5/11/chartex" xmlns:cx6="http://schemas.microsoft.com/office/drawing/2016/5/12/chartex" xmlns:cx7="http://schemas.microsoft.com/office/drawing/2016/5/13/chartex" xmlns:cx8="http://schemas.microsoft.com/office/drawing/2016/5/14/chartex" xmlns:mc="http://schemas.openxmlformats.org/markup-compatibility/2006" xmlns:aink="http://schemas.microsoft.com/office/drawing/2016/ink" xmlns:am3d="http://schemas.microsoft.com/office/drawing/2017/model3d" xmlns:o="urn:schemas-microsoft-com:office:office" xmlns:oel="http://schemas.microsoft.com/office/2019/extlst" xmlns:r="http://schemas.openxmlformats.org/officeDocument/2006/relationships" xmlns:m="http://schemas.openxmlformats.org/officeDocument/2006/math" xmlns:v="urn:schemas-microsoft-com:vml" xmlns:wp14="http://schemas.microsoft.com/office/word/2010/wordprocessingDrawing" xmlns:wp="http://schemas.openxmlformats.org/drawingml/2006/wordprocessingDrawing" xmlns:w10="urn:schemas-microsoft-com:office:word" xmlns:w="http://schemas.openxmlformats.org/wordprocessingml/2006/main" xmlns:w14="http://schemas.microsoft.com/office/word/2010/wordml" xmlns:w15="http://schemas.microsoft.com/office/word/2012/wordml" xmlns:w16cex="http://schemas.microsoft.com/office/word/2018/wordml/cex" xmlns:w16cid="http://schemas.microsoft.com/office/word/2016/wordml/cid" xmlns:w16="http://schemas.microsoft.com/office/word/2018/wordml" xmlns:w16du="http://schemas.microsoft.com/office/word/2023/wordml/word16du" xmlns:w16sdtdh="http://schemas.microsoft.com/office/word/2020/wordml/sdtdatahash" xmlns:w16sdtfl="http://schemas.microsoft.com/office/word/2024/wordml/sdtformatlock" xmlns:w16se="http://schemas.microsoft.com/office/word/2015/wordml/symex" xmlns:wpg="http://schemas.microsoft.com/office/word/2010/wordprocessingGroup" xmlns:wpi="http://schemas.microsoft.com/office/word/2010/wordprocessingInk" xmlns:wne="http://schemas.microsoft.com/office/word/2006/wordml" xmlns:wps="http://schemas.microsoft.com/office/word/2010/wordprocessingShape" mc:Ignorable="w14 w15 w16se w16cid w16 w16cex w16sdtdh w16sdtfl w16du wp14">
   <w:body>
     <w:p>
       <w:pPr>
@@ -17,6 +17,32 @@
           <w:lang w:eastAsia="en-IN"/>
         </w:rPr>
       </w:pPr>
+      <w:r>
+        <w:rPr>
+          <w:rFonts w:ascii="Times New Roman" w:eastAsia="Times New Roman" w:hAnsi="Times New Roman" w:cs="Times New Roman"/>
+          <w:b/>
+          <w:bCs/>
+          <w:color w:val="FF0000"/>
+          <w:kern w:val="36"/>
+          <w:sz w:val="36"/>
+          <w:szCs w:val="48"/>
+          <w:lang w:eastAsia="en-IN"/>
+        </w:rPr>
+        <w:t>jlikjjhjkh</w:t>
+      </w:r>
+      <w:r>
+        <w:rPr>
+          <w:rFonts w:ascii="Times New Roman" w:eastAsia="Times New Roman" w:hAnsi="Times New Roman" w:cs="Times New Roman"/>
+          <w:b/>
+          <w:bCs/>
+          <w:color w:val="FF0000"/>
+          <w:kern w:val="36"/>
+          <w:sz w:val="36"/>
+          <w:szCs w:val="48"/>
+          <w:lang w:eastAsia="en-IN"/>
+        </w:rPr>
+        <w:t>vh</w:t>
+      </w:r>
       <w:r>
         <w:rPr>
           <w:rFonts w:ascii="Times New Roman" w:eastAsia="Times New Roman" w:hAnsi="Times New Roman" w:cs="Times New Roman"/>
@@ -773,7 +799,7 @@
           <w:lang w:eastAsia="en-IN"/>
         </w:rPr>
         <w:lastRenderedPageBreak/>
-        <w:pict>
+        <w:pict w14:anchorId="6E21F6A1">
           <v:rect id="_x0000_i1025" style="width:0;height:1.5pt" o:hralign="center" o:hrstd="t" o:hr="t" fillcolor="#a0a0a0" stroked="f"/>
         </w:pict>
       </w:r>
@@ -988,8 +1014,6 @@
         </w:rPr>
         <w:t>No Bootstrap, No jQuery</w:t>
       </w:r>
-      <w:bookmarkStart w:id="0" w:name="_GoBack"/>
-      <w:bookmarkEnd w:id="0"/>
     </w:p>
     <w:p>
       <w:pPr>
@@ -1037,7 +1061,7 @@
           <w:lang w:eastAsia="en-IN"/>
         </w:rPr>
         <w:drawing>
-          <wp:inline distT="0" distB="0" distL="0" distR="0">
+          <wp:inline distT="0" distB="0" distL="0" distR="0" wp14:anchorId="6E21F6A2" wp14:editId="47AC4D27">
             <wp:extent cx="5731510" cy="2722245"/>
             <wp:effectExtent l="152400" t="152400" r="364490" b="363855"/>
             <wp:docPr id="1" name="Picture 1"/>
@@ -1101,7 +1125,7 @@
 </file>
 
 <file path=word/numbering.xml><?xml version="1.0" encoding="utf-8"?>
-<w:numbering xmlns:wpc="http://schemas.microsoft.com/office/word/2010/wordprocessingCanvas" xmlns:mc="http://schemas.openxmlformats.org/markup-compatibility/2006" xmlns:o="urn:schemas-microsoft-com:office:office" xmlns:r="http://schemas.openxmlformats.org/officeDocument/2006/relationships" xmlns:m="http://schemas.openxmlformats.org/officeDocument/2006/math" xmlns:v="urn:schemas-microsoft-com:vml" xmlns:wp14="http://schemas.microsoft.com/office/word/2010/wordprocessingDrawing" xmlns:wp="http://schemas.openxmlformats.org/drawingml/2006/wordprocessingDrawing" xmlns:w10="urn:schemas-microsoft-com:office:word" xmlns:w="http://schemas.openxmlformats.org/wordprocessingml/2006/main" xmlns:w14="http://schemas.microsoft.com/office/word/2010/wordml" xmlns:w15="http://schemas.microsoft.com/office/word/2012/wordml" xmlns:wpg="http://schemas.microsoft.com/office/word/2010/wordprocessingGroup" xmlns:wpi="http://schemas.microsoft.com/office/word/2010/wordprocessingInk" xmlns:wne="http://schemas.microsoft.com/office/word/2006/wordml" xmlns:wps="http://schemas.microsoft.com/office/word/2010/wordprocessingShape" mc:Ignorable="w14 w15 wp14">
+<w:numbering xmlns:wpc="http://schemas.microsoft.com/office/word/2010/wordprocessingCanvas" xmlns:cx="http://schemas.microsoft.com/office/drawing/2014/chartex" xmlns:cx1="http://schemas.microsoft.com/office/drawing/2015/9/8/chartex" xmlns:cx2="http://schemas.microsoft.com/office/drawing/2015/10/21/chartex" xmlns:cx3="http://schemas.microsoft.com/office/drawing/2016/5/9/chartex" xmlns:cx4="http://schemas.microsoft.com/office/drawing/2016/5/10/chartex" xmlns:cx5="http://schemas.microsoft.com/office/drawing/2016/5/11/chartex" xmlns:cx6="http://schemas.microsoft.com/office/drawing/2016/5/12/chartex" xmlns:cx7="http://schemas.microsoft.com/office/drawing/2016/5/13/chartex" xmlns:cx8="http://schemas.microsoft.com/office/drawing/2016/5/14/chartex" xmlns:mc="http://schemas.openxmlformats.org/markup-compatibility/2006" xmlns:aink="http://schemas.microsoft.com/office/drawing/2016/ink" xmlns:am3d="http://schemas.microsoft.com/office/drawing/2017/model3d" xmlns:o="urn:schemas-microsoft-com:office:office" xmlns:oel="http://schemas.microsoft.com/office/2019/extlst" xmlns:r="http://schemas.openxmlformats.org/officeDocument/2006/relationships" xmlns:m="http://schemas.openxmlformats.org/officeDocument/2006/math" xmlns:v="urn:schemas-microsoft-com:vml" xmlns:wp14="http://schemas.microsoft.com/office/word/2010/wordprocessingDrawing" xmlns:wp="http://schemas.openxmlformats.org/drawingml/2006/wordprocessingDrawing" xmlns:w10="urn:schemas-microsoft-com:office:word" xmlns:w="http://schemas.openxmlformats.org/wordprocessingml/2006/main" xmlns:w14="http://schemas.microsoft.com/office/word/2010/wordml" xmlns:w15="http://schemas.microsoft.com/office/word/2012/wordml" xmlns:w16cex="http://schemas.microsoft.com/office/word/2018/wordml/cex" xmlns:w16cid="http://schemas.microsoft.com/office/word/2016/wordml/cid" xmlns:w16="http://schemas.microsoft.com/office/word/2018/wordml" xmlns:w16du="http://schemas.microsoft.com/office/word/2023/wordml/word16du" xmlns:w16sdtdh="http://schemas.microsoft.com/office/word/2020/wordml/sdtdatahash" xmlns:w16sdtfl="http://schemas.microsoft.com/office/word/2024/wordml/sdtformatlock" xmlns:w16se="http://schemas.microsoft.com/office/word/2015/wordml/symex" xmlns:wpg="http://schemas.microsoft.com/office/word/2010/wordprocessingGroup" xmlns:wpi="http://schemas.microsoft.com/office/word/2010/wordprocessingInk" xmlns:wne="http://schemas.microsoft.com/office/word/2006/wordml" xmlns:wps="http://schemas.microsoft.com/office/word/2010/wordprocessingShape" mc:Ignorable="w14 w15 w16se w16cid w16 w16cex w16sdtdh w16sdtfl w16du wp14">
   <w:abstractNum w:abstractNumId="0" w15:restartNumberingAfterBreak="0">
     <w:nsid w:val="012053EC"/>
     <w:multiLevelType w:val="multilevel"/>
@@ -2294,35 +2318,35 @@
       </w:rPr>
     </w:lvl>
   </w:abstractNum>
-  <w:num w:numId="1">
+  <w:num w:numId="1" w16cid:durableId="1570264392">
     <w:abstractNumId w:val="2"/>
   </w:num>
-  <w:num w:numId="2">
+  <w:num w:numId="2" w16cid:durableId="474224173">
     <w:abstractNumId w:val="7"/>
   </w:num>
-  <w:num w:numId="3">
+  <w:num w:numId="3" w16cid:durableId="452410720">
     <w:abstractNumId w:val="0"/>
   </w:num>
-  <w:num w:numId="4">
+  <w:num w:numId="4" w16cid:durableId="558908724">
     <w:abstractNumId w:val="1"/>
   </w:num>
-  <w:num w:numId="5">
+  <w:num w:numId="5" w16cid:durableId="552499522">
     <w:abstractNumId w:val="6"/>
   </w:num>
-  <w:num w:numId="6">
+  <w:num w:numId="6" w16cid:durableId="1497301091">
     <w:abstractNumId w:val="3"/>
   </w:num>
-  <w:num w:numId="7">
+  <w:num w:numId="7" w16cid:durableId="1657996045">
     <w:abstractNumId w:val="4"/>
   </w:num>
-  <w:num w:numId="8">
+  <w:num w:numId="8" w16cid:durableId="2024435640">
     <w:abstractNumId w:val="5"/>
   </w:num>
 </w:numbering>
 </file>
 
 <file path=word/styles.xml><?xml version="1.0" encoding="utf-8"?>
-<w:styles xmlns:mc="http://schemas.openxmlformats.org/markup-compatibility/2006" xmlns:r="http://schemas.openxmlformats.org/officeDocument/2006/relationships" xmlns:w="http://schemas.openxmlformats.org/wordprocessingml/2006/main" xmlns:w14="http://schemas.microsoft.com/office/word/2010/wordml" xmlns:w15="http://schemas.microsoft.com/office/word/2012/wordml" mc:Ignorable="w14 w15">
+<w:styles xmlns:mc="http://schemas.openxmlformats.org/markup-compatibility/2006" xmlns:r="http://schemas.openxmlformats.org/officeDocument/2006/relationships" xmlns:w="http://schemas.openxmlformats.org/wordprocessingml/2006/main" xmlns:w14="http://schemas.microsoft.com/office/word/2010/wordml" xmlns:w15="http://schemas.microsoft.com/office/word/2012/wordml" xmlns:w16cex="http://schemas.microsoft.com/office/word/2018/wordml/cex" xmlns:w16cid="http://schemas.microsoft.com/office/word/2016/wordml/cid" xmlns:w16="http://schemas.microsoft.com/office/word/2018/wordml" xmlns:w16du="http://schemas.microsoft.com/office/word/2023/wordml/word16du" xmlns:w16sdtdh="http://schemas.microsoft.com/office/word/2020/wordml/sdtdatahash" xmlns:w16sdtfl="http://schemas.microsoft.com/office/word/2024/wordml/sdtformatlock" xmlns:w16se="http://schemas.microsoft.com/office/word/2015/wordml/symex" mc:Ignorable="w14 w15 w16se w16cid w16 w16cex w16sdtdh w16sdtfl w16du">
   <w:docDefaults>
     <w:rPrDefault>
       <w:rPr>
@@ -2338,7 +2362,7 @@
       </w:pPr>
     </w:pPrDefault>
   </w:docDefaults>
-  <w:latentStyles w:defLockedState="0" w:defUIPriority="99" w:defSemiHidden="0" w:defUnhideWhenUsed="0" w:defQFormat="0" w:count="371">
+  <w:latentStyles w:defLockedState="0" w:defUIPriority="99" w:defSemiHidden="0" w:defUnhideWhenUsed="0" w:defQFormat="0" w:count="376">
     <w:lsdException w:name="Normal" w:uiPriority="0" w:qFormat="1"/>
     <w:lsdException w:name="heading 1" w:uiPriority="9" w:qFormat="1"/>
     <w:lsdException w:name="heading 2" w:semiHidden="1" w:uiPriority="9" w:unhideWhenUsed="1" w:qFormat="1"/>
@@ -2710,6 +2734,11 @@
     <w:lsdException w:name="List Table 5 Dark Accent 6" w:uiPriority="50"/>
     <w:lsdException w:name="List Table 6 Colorful Accent 6" w:uiPriority="51"/>
     <w:lsdException w:name="List Table 7 Colorful Accent 6" w:uiPriority="52"/>
+    <w:lsdException w:name="Mention" w:semiHidden="1" w:unhideWhenUsed="1"/>
+    <w:lsdException w:name="Smart Hyperlink" w:semiHidden="1" w:unhideWhenUsed="1"/>
+    <w:lsdException w:name="Hashtag" w:semiHidden="1" w:unhideWhenUsed="1"/>
+    <w:lsdException w:name="Unresolved Mention" w:semiHidden="1" w:unhideWhenUsed="1"/>
+    <w:lsdException w:name="Smart Link" w:semiHidden="1" w:unhideWhenUsed="1"/>
   </w:latentStyles>
   <w:style w:type="paragraph" w:default="1" w:styleId="Normal">
     <w:name w:val="Normal"/>

--- a/javascript/Exercise/Exercise 2.docx
+++ b/javascript/Exercise/Exercise 2.docx
@@ -1,6 +1,6 @@
 
 <file path=word/document.xml><?xml version="1.0" encoding="utf-8"?>
-<w:document xmlns:wpc="http://schemas.microsoft.com/office/word/2010/wordprocessingCanvas" xmlns:mc="http://schemas.openxmlformats.org/markup-compatibility/2006" xmlns:o="urn:schemas-microsoft-com:office:office" xmlns:r="http://schemas.openxmlformats.org/officeDocument/2006/relationships" xmlns:m="http://schemas.openxmlformats.org/officeDocument/2006/math" xmlns:v="urn:schemas-microsoft-com:vml" xmlns:wp14="http://schemas.microsoft.com/office/word/2010/wordprocessingDrawing" xmlns:wp="http://schemas.openxmlformats.org/drawingml/2006/wordprocessingDrawing" xmlns:w10="urn:schemas-microsoft-com:office:word" xmlns:w="http://schemas.openxmlformats.org/wordprocessingml/2006/main" xmlns:w14="http://schemas.microsoft.com/office/word/2010/wordml" xmlns:w15="http://schemas.microsoft.com/office/word/2012/wordml" xmlns:wpg="http://schemas.microsoft.com/office/word/2010/wordprocessingGroup" xmlns:wpi="http://schemas.microsoft.com/office/word/2010/wordprocessingInk" xmlns:wne="http://schemas.microsoft.com/office/word/2006/wordml" xmlns:wps="http://schemas.microsoft.com/office/word/2010/wordprocessingShape" mc:Ignorable="w14 w15 wp14">
+<w:document xmlns:wpc="http://schemas.microsoft.com/office/word/2010/wordprocessingCanvas" xmlns:cx="http://schemas.microsoft.com/office/drawing/2014/chartex" xmlns:cx1="http://schemas.microsoft.com/office/drawing/2015/9/8/chartex" xmlns:cx2="http://schemas.microsoft.com/office/drawing/2015/10/21/chartex" xmlns:cx3="http://schemas.microsoft.com/office/drawing/2016/5/9/chartex" xmlns:cx4="http://schemas.microsoft.com/office/drawing/2016/5/10/chartex" xmlns:cx5="http://schemas.microsoft.com/office/drawing/2016/5/11/chartex" xmlns:cx6="http://schemas.microsoft.com/office/drawing/2016/5/12/chartex" xmlns:cx7="http://schemas.microsoft.com/office/drawing/2016/5/13/chartex" xmlns:cx8="http://schemas.microsoft.com/office/drawing/2016/5/14/chartex" xmlns:mc="http://schemas.openxmlformats.org/markup-compatibility/2006" xmlns:aink="http://schemas.microsoft.com/office/drawing/2016/ink" xmlns:am3d="http://schemas.microsoft.com/office/drawing/2017/model3d" xmlns:o="urn:schemas-microsoft-com:office:office" xmlns:oel="http://schemas.microsoft.com/office/2019/extlst" xmlns:r="http://schemas.openxmlformats.org/officeDocument/2006/relationships" xmlns:m="http://schemas.openxmlformats.org/officeDocument/2006/math" xmlns:v="urn:schemas-microsoft-com:vml" xmlns:wp14="http://schemas.microsoft.com/office/word/2010/wordprocessingDrawing" xmlns:wp="http://schemas.openxmlformats.org/drawingml/2006/wordprocessingDrawing" xmlns:w10="urn:schemas-microsoft-com:office:word" xmlns:w="http://schemas.openxmlformats.org/wordprocessingml/2006/main" xmlns:w14="http://schemas.microsoft.com/office/word/2010/wordml" xmlns:w15="http://schemas.microsoft.com/office/word/2012/wordml" xmlns:w16cex="http://schemas.microsoft.com/office/word/2018/wordml/cex" xmlns:w16cid="http://schemas.microsoft.com/office/word/2016/wordml/cid" xmlns:w16="http://schemas.microsoft.com/office/word/2018/wordml" xmlns:w16du="http://schemas.microsoft.com/office/word/2023/wordml/word16du" xmlns:w16sdtdh="http://schemas.microsoft.com/office/word/2020/wordml/sdtdatahash" xmlns:w16sdtfl="http://schemas.microsoft.com/office/word/2024/wordml/sdtformatlock" xmlns:w16se="http://schemas.microsoft.com/office/word/2015/wordml/symex" xmlns:wpg="http://schemas.microsoft.com/office/word/2010/wordprocessingGroup" xmlns:wpi="http://schemas.microsoft.com/office/word/2010/wordprocessingInk" xmlns:wne="http://schemas.microsoft.com/office/word/2006/wordml" xmlns:wps="http://schemas.microsoft.com/office/word/2010/wordprocessingShape" mc:Ignorable="w14 w15 w16se w16cid w16 w16cex w16sdtdh w16sdtfl w16du wp14">
   <w:body>
     <w:p>
       <w:pPr>
@@ -773,7 +773,7 @@
           <w:lang w:eastAsia="en-IN"/>
         </w:rPr>
         <w:lastRenderedPageBreak/>
-        <w:pict>
+        <w:pict w14:anchorId="0E71F4BA">
           <v:rect id="_x0000_i1025" style="width:0;height:1.5pt" o:hralign="center" o:hrstd="t" o:hr="t" fillcolor="#a0a0a0" stroked="f"/>
         </w:pict>
       </w:r>
@@ -988,8 +988,6 @@
         </w:rPr>
         <w:t>No Bootstrap, No jQuery</w:t>
       </w:r>
-      <w:bookmarkStart w:id="0" w:name="_GoBack"/>
-      <w:bookmarkEnd w:id="0"/>
     </w:p>
     <w:p>
       <w:pPr>
@@ -1014,6 +1012,7 @@
           <w:b/>
           <w:sz w:val="28"/>
         </w:rPr>
+        <w:lastRenderedPageBreak/>
         <w:t>Expected Output</w:t>
       </w:r>
       <w:r>
@@ -1037,9 +1036,9 @@
           <w:lang w:eastAsia="en-IN"/>
         </w:rPr>
         <w:drawing>
-          <wp:inline distT="0" distB="0" distL="0" distR="0">
-            <wp:extent cx="5731510" cy="2722245"/>
-            <wp:effectExtent l="152400" t="152400" r="364490" b="363855"/>
+          <wp:inline distT="0" distB="0" distL="0" distR="0" wp14:anchorId="0E71F4BB" wp14:editId="24FA7ED9">
+            <wp:extent cx="9903873" cy="5664835"/>
+            <wp:effectExtent l="152400" t="152400" r="364490" b="354965"/>
             <wp:docPr id="1" name="Picture 1"/>
             <wp:cNvGraphicFramePr>
               <a:graphicFrameLocks xmlns:a="http://schemas.openxmlformats.org/drawingml/2006/main" noChangeAspect="1"/>
@@ -1066,7 +1065,7 @@
                   <pic:spPr>
                     <a:xfrm>
                       <a:off x="0" y="0"/>
-                      <a:ext cx="5731510" cy="2722245"/>
+                      <a:ext cx="9942747" cy="5687070"/>
                     </a:xfrm>
                     <a:prstGeom prst="rect">
                       <a:avLst/>
@@ -1101,7 +1100,7 @@
 </file>
 
 <file path=word/numbering.xml><?xml version="1.0" encoding="utf-8"?>
-<w:numbering xmlns:wpc="http://schemas.microsoft.com/office/word/2010/wordprocessingCanvas" xmlns:mc="http://schemas.openxmlformats.org/markup-compatibility/2006" xmlns:o="urn:schemas-microsoft-com:office:office" xmlns:r="http://schemas.openxmlformats.org/officeDocument/2006/relationships" xmlns:m="http://schemas.openxmlformats.org/officeDocument/2006/math" xmlns:v="urn:schemas-microsoft-com:vml" xmlns:wp14="http://schemas.microsoft.com/office/word/2010/wordprocessingDrawing" xmlns:wp="http://schemas.openxmlformats.org/drawingml/2006/wordprocessingDrawing" xmlns:w10="urn:schemas-microsoft-com:office:word" xmlns:w="http://schemas.openxmlformats.org/wordprocessingml/2006/main" xmlns:w14="http://schemas.microsoft.com/office/word/2010/wordml" xmlns:w15="http://schemas.microsoft.com/office/word/2012/wordml" xmlns:wpg="http://schemas.microsoft.com/office/word/2010/wordprocessingGroup" xmlns:wpi="http://schemas.microsoft.com/office/word/2010/wordprocessingInk" xmlns:wne="http://schemas.microsoft.com/office/word/2006/wordml" xmlns:wps="http://schemas.microsoft.com/office/word/2010/wordprocessingShape" mc:Ignorable="w14 w15 wp14">
+<w:numbering xmlns:wpc="http://schemas.microsoft.com/office/word/2010/wordprocessingCanvas" xmlns:cx="http://schemas.microsoft.com/office/drawing/2014/chartex" xmlns:cx1="http://schemas.microsoft.com/office/drawing/2015/9/8/chartex" xmlns:cx2="http://schemas.microsoft.com/office/drawing/2015/10/21/chartex" xmlns:cx3="http://schemas.microsoft.com/office/drawing/2016/5/9/chartex" xmlns:cx4="http://schemas.microsoft.com/office/drawing/2016/5/10/chartex" xmlns:cx5="http://schemas.microsoft.com/office/drawing/2016/5/11/chartex" xmlns:cx6="http://schemas.microsoft.com/office/drawing/2016/5/12/chartex" xmlns:cx7="http://schemas.microsoft.com/office/drawing/2016/5/13/chartex" xmlns:cx8="http://schemas.microsoft.com/office/drawing/2016/5/14/chartex" xmlns:mc="http://schemas.openxmlformats.org/markup-compatibility/2006" xmlns:aink="http://schemas.microsoft.com/office/drawing/2016/ink" xmlns:am3d="http://schemas.microsoft.com/office/drawing/2017/model3d" xmlns:o="urn:schemas-microsoft-com:office:office" xmlns:oel="http://schemas.microsoft.com/office/2019/extlst" xmlns:r="http://schemas.openxmlformats.org/officeDocument/2006/relationships" xmlns:m="http://schemas.openxmlformats.org/officeDocument/2006/math" xmlns:v="urn:schemas-microsoft-com:vml" xmlns:wp14="http://schemas.microsoft.com/office/word/2010/wordprocessingDrawing" xmlns:wp="http://schemas.openxmlformats.org/drawingml/2006/wordprocessingDrawing" xmlns:w10="urn:schemas-microsoft-com:office:word" xmlns:w="http://schemas.openxmlformats.org/wordprocessingml/2006/main" xmlns:w14="http://schemas.microsoft.com/office/word/2010/wordml" xmlns:w15="http://schemas.microsoft.com/office/word/2012/wordml" xmlns:w16cex="http://schemas.microsoft.com/office/word/2018/wordml/cex" xmlns:w16cid="http://schemas.microsoft.com/office/word/2016/wordml/cid" xmlns:w16="http://schemas.microsoft.com/office/word/2018/wordml" xmlns:w16du="http://schemas.microsoft.com/office/word/2023/wordml/word16du" xmlns:w16sdtdh="http://schemas.microsoft.com/office/word/2020/wordml/sdtdatahash" xmlns:w16sdtfl="http://schemas.microsoft.com/office/word/2024/wordml/sdtformatlock" xmlns:w16se="http://schemas.microsoft.com/office/word/2015/wordml/symex" xmlns:wpg="http://schemas.microsoft.com/office/word/2010/wordprocessingGroup" xmlns:wpi="http://schemas.microsoft.com/office/word/2010/wordprocessingInk" xmlns:wne="http://schemas.microsoft.com/office/word/2006/wordml" xmlns:wps="http://schemas.microsoft.com/office/word/2010/wordprocessingShape" mc:Ignorable="w14 w15 w16se w16cid w16 w16cex w16sdtdh w16sdtfl w16du wp14">
   <w:abstractNum w:abstractNumId="0" w15:restartNumberingAfterBreak="0">
     <w:nsid w:val="012053EC"/>
     <w:multiLevelType w:val="multilevel"/>
@@ -2294,35 +2293,35 @@
       </w:rPr>
     </w:lvl>
   </w:abstractNum>
-  <w:num w:numId="1">
+  <w:num w:numId="1" w16cid:durableId="1978295454">
     <w:abstractNumId w:val="2"/>
   </w:num>
-  <w:num w:numId="2">
+  <w:num w:numId="2" w16cid:durableId="1432044482">
     <w:abstractNumId w:val="7"/>
   </w:num>
-  <w:num w:numId="3">
+  <w:num w:numId="3" w16cid:durableId="1007252491">
     <w:abstractNumId w:val="0"/>
   </w:num>
-  <w:num w:numId="4">
+  <w:num w:numId="4" w16cid:durableId="1448044044">
     <w:abstractNumId w:val="1"/>
   </w:num>
-  <w:num w:numId="5">
+  <w:num w:numId="5" w16cid:durableId="1081872438">
     <w:abstractNumId w:val="6"/>
   </w:num>
-  <w:num w:numId="6">
+  <w:num w:numId="6" w16cid:durableId="2077974076">
     <w:abstractNumId w:val="3"/>
   </w:num>
-  <w:num w:numId="7">
+  <w:num w:numId="7" w16cid:durableId="1215507599">
     <w:abstractNumId w:val="4"/>
   </w:num>
-  <w:num w:numId="8">
+  <w:num w:numId="8" w16cid:durableId="1402436941">
     <w:abstractNumId w:val="5"/>
   </w:num>
 </w:numbering>
 </file>
 
 <file path=word/styles.xml><?xml version="1.0" encoding="utf-8"?>
-<w:styles xmlns:mc="http://schemas.openxmlformats.org/markup-compatibility/2006" xmlns:r="http://schemas.openxmlformats.org/officeDocument/2006/relationships" xmlns:w="http://schemas.openxmlformats.org/wordprocessingml/2006/main" xmlns:w14="http://schemas.microsoft.com/office/word/2010/wordml" xmlns:w15="http://schemas.microsoft.com/office/word/2012/wordml" mc:Ignorable="w14 w15">
+<w:styles xmlns:mc="http://schemas.openxmlformats.org/markup-compatibility/2006" xmlns:r="http://schemas.openxmlformats.org/officeDocument/2006/relationships" xmlns:w="http://schemas.openxmlformats.org/wordprocessingml/2006/main" xmlns:w14="http://schemas.microsoft.com/office/word/2010/wordml" xmlns:w15="http://schemas.microsoft.com/office/word/2012/wordml" xmlns:w16cex="http://schemas.microsoft.com/office/word/2018/wordml/cex" xmlns:w16cid="http://schemas.microsoft.com/office/word/2016/wordml/cid" xmlns:w16="http://schemas.microsoft.com/office/word/2018/wordml" xmlns:w16du="http://schemas.microsoft.com/office/word/2023/wordml/word16du" xmlns:w16sdtdh="http://schemas.microsoft.com/office/word/2020/wordml/sdtdatahash" xmlns:w16sdtfl="http://schemas.microsoft.com/office/word/2024/wordml/sdtformatlock" xmlns:w16se="http://schemas.microsoft.com/office/word/2015/wordml/symex" mc:Ignorable="w14 w15 w16se w16cid w16 w16cex w16sdtdh w16sdtfl w16du">
   <w:docDefaults>
     <w:rPrDefault>
       <w:rPr>
@@ -2338,7 +2337,7 @@
       </w:pPr>
     </w:pPrDefault>
   </w:docDefaults>
-  <w:latentStyles w:defLockedState="0" w:defUIPriority="99" w:defSemiHidden="0" w:defUnhideWhenUsed="0" w:defQFormat="0" w:count="371">
+  <w:latentStyles w:defLockedState="0" w:defUIPriority="99" w:defSemiHidden="0" w:defUnhideWhenUsed="0" w:defQFormat="0" w:count="376">
     <w:lsdException w:name="Normal" w:uiPriority="0" w:qFormat="1"/>
     <w:lsdException w:name="heading 1" w:uiPriority="9" w:qFormat="1"/>
     <w:lsdException w:name="heading 2" w:semiHidden="1" w:uiPriority="9" w:unhideWhenUsed="1" w:qFormat="1"/>
@@ -2710,6 +2709,11 @@
     <w:lsdException w:name="List Table 5 Dark Accent 6" w:uiPriority="50"/>
     <w:lsdException w:name="List Table 6 Colorful Accent 6" w:uiPriority="51"/>
     <w:lsdException w:name="List Table 7 Colorful Accent 6" w:uiPriority="52"/>
+    <w:lsdException w:name="Mention" w:semiHidden="1" w:unhideWhenUsed="1"/>
+    <w:lsdException w:name="Smart Hyperlink" w:semiHidden="1" w:unhideWhenUsed="1"/>
+    <w:lsdException w:name="Hashtag" w:semiHidden="1" w:unhideWhenUsed="1"/>
+    <w:lsdException w:name="Unresolved Mention" w:semiHidden="1" w:unhideWhenUsed="1"/>
+    <w:lsdException w:name="Smart Link" w:semiHidden="1" w:unhideWhenUsed="1"/>
   </w:latentStyles>
   <w:style w:type="paragraph" w:default="1" w:styleId="Normal">
     <w:name w:val="Normal"/>

--- a/javascript/Exercise/Exercise 2.docx
+++ b/javascript/Exercise/Exercise 2.docx
@@ -1061,9 +1061,9 @@
           <w:lang w:eastAsia="en-IN"/>
         </w:rPr>
         <w:drawing>
-          <wp:inline distT="0" distB="0" distL="0" distR="0" wp14:anchorId="6E21F6A2" wp14:editId="47AC4D27">
-            <wp:extent cx="5731510" cy="2722245"/>
-            <wp:effectExtent l="152400" t="152400" r="364490" b="363855"/>
+          <wp:inline distT="0" distB="0" distL="0" distR="0" wp14:anchorId="6E21F6A2" wp14:editId="10B63F32">
+            <wp:extent cx="5338446" cy="2535555"/>
+            <wp:effectExtent l="152400" t="152400" r="357505" b="360045"/>
             <wp:docPr id="1" name="Picture 1"/>
             <wp:cNvGraphicFramePr>
               <a:graphicFrameLocks xmlns:a="http://schemas.openxmlformats.org/drawingml/2006/main" noChangeAspect="1"/>
@@ -1090,7 +1090,7 @@
                   <pic:spPr>
                     <a:xfrm>
                       <a:off x="0" y="0"/>
-                      <a:ext cx="5731510" cy="2722245"/>
+                      <a:ext cx="5342764" cy="2537606"/>
                     </a:xfrm>
                     <a:prstGeom prst="rect">
                       <a:avLst/>
